--- a/day 7.docx
+++ b/day 7.docx
@@ -4,55 +4,50 @@
   <w:body>
     <w:p>
       <w:r>
-        <w:t>9. Are you comfortable working in a team?</w:t>
+        <w:t>11. How do you handle failure or mistakes?</w:t>
       </w:r>
     </w:p>
     <w:p/>
     <w:p>
       <w:r>
-        <w:t>Yes, I am comfortable working in a team. I believe teamwork is important because different people can bring different ideas and approaches to a problem.</w:t>
+        <w:t>I consider mistakes a part of learning. If I make a mistake, I first try to understand what caused it and then work on correcting it.</w:t>
       </w:r>
     </w:p>
     <w:p>
       <w:r>
-        <w:t xml:space="preserve"> I listen to other people's opinions, communicate clearly, and complete my responsibilities.</w:t>
+        <w:t xml:space="preserve"> I also try to make sure that I do not repeat the same mistake.</w:t>
       </w:r>
     </w:p>
     <w:p>
       <w:r>
-        <w:t xml:space="preserve"> If there is a disagreement, I prefer discussing it professionally and finding the best solution for the team.</w:t>
+        <w:t xml:space="preserve"> I believe accepting mistakes and learning from them is better than hiding them.</w:t>
       </w:r>
     </w:p>
     <w:p/>
     <w:p>
       <w:r>
-        <w:t>10. How do you handle pressure?</w:t>
+        <w:t>12. What motivates you?</w:t>
       </w:r>
     </w:p>
     <w:p/>
     <w:p>
       <w:r>
-        <w:t>I try to stay calm and understand the situation before reacting.</w:t>
+        <w:t>Learning something new and seeing improvement in myself motivates me.</w:t>
       </w:r>
     </w:p>
     <w:p>
       <w:r>
-        <w:t xml:space="preserve"> When I have multiple tasks, I prioritize them based on importance and deadlines.</w:t>
+        <w:t xml:space="preserve"> I also feel motivated when I complete a challenging task successfully. Appreciation from my team is encouraging,</w:t>
       </w:r>
     </w:p>
     <w:p>
       <w:r>
-        <w:t xml:space="preserve"> I focus on one task at a time instead of getting overwhelmed. If I face a problem that I cannot solve,</w:t>
+        <w:t xml:space="preserve"> but I also believe that personal satisfaction from doing good work is important. </w:t>
       </w:r>
     </w:p>
     <w:p>
       <w:r>
-        <w:t xml:space="preserve"> I communicate with the concerned person and ask for guidance. </w:t>
-      </w:r>
-    </w:p>
-    <w:p>
-      <w:r>
-        <w:t>This helps me handle pressure in a better way.</w:t>
+        <w:t>My long-term motivation is to build a stable career and become independent.</w:t>
       </w:r>
     </w:p>
     <w:sectPr>
@@ -473,7 +468,7 @@
     <w:link w:val="Heading1Char"/>
     <w:uiPriority w:val="9"/>
     <w:qFormat/>
-    <w:rsid w:val="00CF40DD"/>
+    <w:rsid w:val="00FA7F3F"/>
     <w:pPr>
       <w:keepNext/>
       <w:keepLines/>
@@ -496,7 +491,7 @@
     <w:semiHidden/>
     <w:unhideWhenUsed/>
     <w:qFormat/>
-    <w:rsid w:val="00CF40DD"/>
+    <w:rsid w:val="00FA7F3F"/>
     <w:pPr>
       <w:keepNext/>
       <w:keepLines/>
@@ -519,7 +514,7 @@
     <w:semiHidden/>
     <w:unhideWhenUsed/>
     <w:qFormat/>
-    <w:rsid w:val="00CF40DD"/>
+    <w:rsid w:val="00FA7F3F"/>
     <w:pPr>
       <w:keepNext/>
       <w:keepLines/>
@@ -542,7 +537,7 @@
     <w:semiHidden/>
     <w:unhideWhenUsed/>
     <w:qFormat/>
-    <w:rsid w:val="00CF40DD"/>
+    <w:rsid w:val="00FA7F3F"/>
     <w:pPr>
       <w:keepNext/>
       <w:keepLines/>
@@ -565,7 +560,7 @@
     <w:semiHidden/>
     <w:unhideWhenUsed/>
     <w:qFormat/>
-    <w:rsid w:val="00CF40DD"/>
+    <w:rsid w:val="00FA7F3F"/>
     <w:pPr>
       <w:keepNext/>
       <w:keepLines/>
@@ -586,7 +581,7 @@
     <w:semiHidden/>
     <w:unhideWhenUsed/>
     <w:qFormat/>
-    <w:rsid w:val="00CF40DD"/>
+    <w:rsid w:val="00FA7F3F"/>
     <w:pPr>
       <w:keepNext/>
       <w:keepLines/>
@@ -609,7 +604,7 @@
     <w:semiHidden/>
     <w:unhideWhenUsed/>
     <w:qFormat/>
-    <w:rsid w:val="00CF40DD"/>
+    <w:rsid w:val="00FA7F3F"/>
     <w:pPr>
       <w:keepNext/>
       <w:keepLines/>
@@ -630,7 +625,7 @@
     <w:semiHidden/>
     <w:unhideWhenUsed/>
     <w:qFormat/>
-    <w:rsid w:val="00CF40DD"/>
+    <w:rsid w:val="00FA7F3F"/>
     <w:pPr>
       <w:keepNext/>
       <w:keepLines/>
@@ -653,7 +648,7 @@
     <w:semiHidden/>
     <w:unhideWhenUsed/>
     <w:qFormat/>
-    <w:rsid w:val="00CF40DD"/>
+    <w:rsid w:val="00FA7F3F"/>
     <w:pPr>
       <w:keepNext/>
       <w:keepLines/>
@@ -697,7 +692,7 @@
     <w:basedOn w:val="DefaultParagraphFont"/>
     <w:link w:val="Heading1"/>
     <w:uiPriority w:val="9"/>
-    <w:rsid w:val="00CF40DD"/>
+    <w:rsid w:val="00FA7F3F"/>
     <w:rPr>
       <w:rFonts w:asciiTheme="majorHAnsi" w:eastAsiaTheme="majorEastAsia" w:hAnsiTheme="majorHAnsi" w:cstheme="majorBidi"/>
       <w:color w:val="2F5496" w:themeColor="accent1" w:themeShade="BF"/>
@@ -711,7 +706,7 @@
     <w:link w:val="Heading2"/>
     <w:uiPriority w:val="9"/>
     <w:semiHidden/>
-    <w:rsid w:val="00CF40DD"/>
+    <w:rsid w:val="00FA7F3F"/>
     <w:rPr>
       <w:rFonts w:asciiTheme="majorHAnsi" w:eastAsiaTheme="majorEastAsia" w:hAnsiTheme="majorHAnsi" w:cstheme="majorBidi"/>
       <w:color w:val="2F5496" w:themeColor="accent1" w:themeShade="BF"/>
@@ -725,7 +720,7 @@
     <w:link w:val="Heading3"/>
     <w:uiPriority w:val="9"/>
     <w:semiHidden/>
-    <w:rsid w:val="00CF40DD"/>
+    <w:rsid w:val="00FA7F3F"/>
     <w:rPr>
       <w:rFonts w:eastAsiaTheme="majorEastAsia" w:cstheme="majorBidi"/>
       <w:color w:val="2F5496" w:themeColor="accent1" w:themeShade="BF"/>
@@ -739,7 +734,7 @@
     <w:link w:val="Heading4"/>
     <w:uiPriority w:val="9"/>
     <w:semiHidden/>
-    <w:rsid w:val="00CF40DD"/>
+    <w:rsid w:val="00FA7F3F"/>
     <w:rPr>
       <w:rFonts w:eastAsiaTheme="majorEastAsia" w:cstheme="majorBidi"/>
       <w:i/>
@@ -753,7 +748,7 @@
     <w:link w:val="Heading5"/>
     <w:uiPriority w:val="9"/>
     <w:semiHidden/>
-    <w:rsid w:val="00CF40DD"/>
+    <w:rsid w:val="00FA7F3F"/>
     <w:rPr>
       <w:rFonts w:eastAsiaTheme="majorEastAsia" w:cstheme="majorBidi"/>
       <w:color w:val="2F5496" w:themeColor="accent1" w:themeShade="BF"/>
@@ -765,7 +760,7 @@
     <w:link w:val="Heading6"/>
     <w:uiPriority w:val="9"/>
     <w:semiHidden/>
-    <w:rsid w:val="00CF40DD"/>
+    <w:rsid w:val="00FA7F3F"/>
     <w:rPr>
       <w:rFonts w:eastAsiaTheme="majorEastAsia" w:cstheme="majorBidi"/>
       <w:i/>
@@ -779,7 +774,7 @@
     <w:link w:val="Heading7"/>
     <w:uiPriority w:val="9"/>
     <w:semiHidden/>
-    <w:rsid w:val="00CF40DD"/>
+    <w:rsid w:val="00FA7F3F"/>
     <w:rPr>
       <w:rFonts w:eastAsiaTheme="majorEastAsia" w:cstheme="majorBidi"/>
       <w:color w:val="595959" w:themeColor="text1" w:themeTint="A6"/>
@@ -791,7 +786,7 @@
     <w:link w:val="Heading8"/>
     <w:uiPriority w:val="9"/>
     <w:semiHidden/>
-    <w:rsid w:val="00CF40DD"/>
+    <w:rsid w:val="00FA7F3F"/>
     <w:rPr>
       <w:rFonts w:eastAsiaTheme="majorEastAsia" w:cstheme="majorBidi"/>
       <w:i/>
@@ -805,7 +800,7 @@
     <w:link w:val="Heading9"/>
     <w:uiPriority w:val="9"/>
     <w:semiHidden/>
-    <w:rsid w:val="00CF40DD"/>
+    <w:rsid w:val="00FA7F3F"/>
     <w:rPr>
       <w:rFonts w:eastAsiaTheme="majorEastAsia" w:cstheme="majorBidi"/>
       <w:color w:val="272727" w:themeColor="text1" w:themeTint="D8"/>
@@ -818,7 +813,7 @@
     <w:link w:val="TitleChar"/>
     <w:uiPriority w:val="10"/>
     <w:qFormat/>
-    <w:rsid w:val="00CF40DD"/>
+    <w:rsid w:val="00FA7F3F"/>
     <w:pPr>
       <w:spacing w:after="80" w:line="240" w:lineRule="auto"/>
       <w:contextualSpacing/>
@@ -836,7 +831,7 @@
     <w:basedOn w:val="DefaultParagraphFont"/>
     <w:link w:val="Title"/>
     <w:uiPriority w:val="10"/>
-    <w:rsid w:val="00CF40DD"/>
+    <w:rsid w:val="00FA7F3F"/>
     <w:rPr>
       <w:rFonts w:asciiTheme="majorHAnsi" w:eastAsiaTheme="majorEastAsia" w:hAnsiTheme="majorHAnsi" w:cstheme="majorBidi"/>
       <w:spacing w:val="-10"/>
@@ -852,7 +847,7 @@
     <w:link w:val="SubtitleChar"/>
     <w:uiPriority w:val="11"/>
     <w:qFormat/>
-    <w:rsid w:val="00CF40DD"/>
+    <w:rsid w:val="00FA7F3F"/>
     <w:pPr>
       <w:numPr>
         <w:ilvl w:val="1"/>
@@ -871,7 +866,7 @@
     <w:basedOn w:val="DefaultParagraphFont"/>
     <w:link w:val="Subtitle"/>
     <w:uiPriority w:val="11"/>
-    <w:rsid w:val="00CF40DD"/>
+    <w:rsid w:val="00FA7F3F"/>
     <w:rPr>
       <w:rFonts w:eastAsiaTheme="majorEastAsia" w:cstheme="majorBidi"/>
       <w:color w:val="595959" w:themeColor="text1" w:themeTint="A6"/>
@@ -887,7 +882,7 @@
     <w:link w:val="QuoteChar"/>
     <w:uiPriority w:val="29"/>
     <w:qFormat/>
-    <w:rsid w:val="00CF40DD"/>
+    <w:rsid w:val="00FA7F3F"/>
     <w:pPr>
       <w:spacing w:before="160"/>
       <w:jc w:val="center"/>
@@ -903,7 +898,7 @@
     <w:basedOn w:val="DefaultParagraphFont"/>
     <w:link w:val="Quote"/>
     <w:uiPriority w:val="29"/>
-    <w:rsid w:val="00CF40DD"/>
+    <w:rsid w:val="00FA7F3F"/>
     <w:rPr>
       <w:i/>
       <w:iCs/>
@@ -915,7 +910,7 @@
     <w:basedOn w:val="Normal"/>
     <w:uiPriority w:val="34"/>
     <w:qFormat/>
-    <w:rsid w:val="00CF40DD"/>
+    <w:rsid w:val="00FA7F3F"/>
     <w:pPr>
       <w:ind w:left="720"/>
       <w:contextualSpacing/>
@@ -926,7 +921,7 @@
     <w:basedOn w:val="DefaultParagraphFont"/>
     <w:uiPriority w:val="21"/>
     <w:qFormat/>
-    <w:rsid w:val="00CF40DD"/>
+    <w:rsid w:val="00FA7F3F"/>
     <w:rPr>
       <w:i/>
       <w:iCs/>
@@ -940,7 +935,7 @@
     <w:link w:val="IntenseQuoteChar"/>
     <w:uiPriority w:val="30"/>
     <w:qFormat/>
-    <w:rsid w:val="00CF40DD"/>
+    <w:rsid w:val="00FA7F3F"/>
     <w:pPr>
       <w:pBdr>
         <w:top w:val="single" w:sz="4" w:space="10" w:color="2F5496" w:themeColor="accent1" w:themeShade="BF"/>
@@ -961,7 +956,7 @@
     <w:basedOn w:val="DefaultParagraphFont"/>
     <w:link w:val="IntenseQuote"/>
     <w:uiPriority w:val="30"/>
-    <w:rsid w:val="00CF40DD"/>
+    <w:rsid w:val="00FA7F3F"/>
     <w:rPr>
       <w:i/>
       <w:iCs/>
@@ -973,7 +968,7 @@
     <w:basedOn w:val="DefaultParagraphFont"/>
     <w:uiPriority w:val="32"/>
     <w:qFormat/>
-    <w:rsid w:val="00CF40DD"/>
+    <w:rsid w:val="00FA7F3F"/>
     <w:rPr>
       <w:b/>
       <w:bCs/>

--- a/day 7.docx
+++ b/day 7.docx
@@ -1,53 +1,112 @@
 
 <file path=word/document.xml><?xml version="1.0" encoding="utf-8"?>
-<w:document xmlns:wpc="http://schemas.microsoft.com/office/word/2010/wordprocessingCanvas" xmlns:cx="http://schemas.microsoft.com/office/drawing/2014/chartex" xmlns:cx1="http://schemas.microsoft.com/office/drawing/2015/9/8/chartex" xmlns:cx2="http://schemas.microsoft.com/office/drawing/2015/10/21/chartex" xmlns:cx3="http://schemas.microsoft.com/office/drawing/2016/5/9/chartex" xmlns:cx4="http://schemas.microsoft.com/office/drawing/2016/5/10/chartex" xmlns:cx5="http://schemas.microsoft.com/office/drawing/2016/5/11/chartex" xmlns:cx6="http://schemas.microsoft.com/office/drawing/2016/5/12/chartex" xmlns:cx7="http://schemas.microsoft.com/office/drawing/2016/5/13/chartex" xmlns:cx8="http://schemas.microsoft.com/office/drawing/2016/5/14/chartex" xmlns:mc="http://schemas.openxmlformats.org/markup-compatibility/2006" xmlns:aink="http://schemas.microsoft.com/office/drawing/2016/ink" xmlns:am3d="http://schemas.microsoft.com/office/drawing/2017/model3d" xmlns:o="urn:schemas-microsoft-com:office:office" xmlns:oel="http://schemas.microsoft.com/office/2019/extlst" xmlns:r="http://schemas.openxmlformats.org/officeDocument/2006/relationships" xmlns:m="http://schemas.openxmlformats.org/officeDocument/2006/math" xmlns:v="urn:schemas-microsoft-com:vml" xmlns:wp14="http://schemas.microsoft.com/office/word/2010/wordprocessingDrawing" xmlns:wp="http://schemas.openxmlformats.org/drawingml/2006/wordprocessingDrawing" xmlns:w10="urn:schemas-microsoft-com:office:word" xmlns:w="http://schemas.openxmlformats.org/wordprocessingml/2006/main" xmlns:w14="http://schemas.microsoft.com/office/word/2010/wordml" xmlns:w15="http://schemas.microsoft.com/office/word/2012/wordml" xmlns:w16cei="http://schemas.microsoft.com/office/word/2026/wordml/cei" xmlns:w16cex="http://schemas.microsoft.com/office/word/2018/wordml/cex" xmlns:w16cid="http://schemas.microsoft.com/office/word/2016/wordml/cid" xmlns:w16="http://schemas.microsoft.com/office/word/2018/wordml" xmlns:w16du="http://schemas.microsoft.com/office/word/2023/wordml/word16du" xmlns:w16sdtdh="http://schemas.microsoft.com/office/word/2020/wordml/sdtdatahash" xmlns:w16sdtfl="http://schemas.microsoft.com/office/word/2024/wordml/sdtformatlock" xmlns:w16se="http://schemas.microsoft.com/office/word/2015/wordml/symex" xmlns:wpg="http://schemas.microsoft.com/office/word/2010/wordprocessingGroup" xmlns:wpi="http://schemas.microsoft.com/office/word/2010/wordprocessingInk" xmlns:wne="http://schemas.microsoft.com/office/word/2006/wordml" xmlns:wps="http://schemas.microsoft.com/office/word/2010/wordprocessingShape" mc:Ignorable="w14 w15 w16se w16cid w16 w16cex w16sdtdh w16sdtfl w16du wp14">
+<w:document xmlns:wpc="http://schemas.microsoft.com/office/word/2010/wordprocessingCanvas" xmlns:cx="http://schemas.microsoft.com/office/drawing/2014/chartex" xmlns:cx1="http://schemas.microsoft.com/office/drawing/2015/9/8/chartex" xmlns:cx2="http://schemas.microsoft.com/office/drawing/2015/10/21/chartex" xmlns:cx3="http://schemas.microsoft.com/office/drawing/2016/5/9/chartex" xmlns:cx4="http://schemas.microsoft.com/office/drawing/2016/5/10/chartex" xmlns:cx5="http://schemas.microsoft.com/office/drawing/2016/5/11/chartex" xmlns:cx6="http://schemas.microsoft.com/office/drawing/2016/5/12/chartex" xmlns:cx7="http://schemas.microsoft.com/office/drawing/2016/5/13/chartex" xmlns:cx8="http://schemas.microsoft.com/office/drawing/2016/5/14/chartex" xmlns:mc="http://schemas.openxmlformats.org/markup-compatibility/2006" xmlns:aink="http://schemas.microsoft.com/office/drawing/2016/ink" xmlns:am3d="http://schemas.microsoft.com/office/drawing/2017/model3d" xmlns:o="urn:schemas-microsoft-com:office:office" xmlns:oel="http://schemas.microsoft.com/office/2019/extlst" xmlns:r="http://schemas.openxmlformats.org/officeDocument/2006/relationships" xmlns:m="http://schemas.openxmlformats.org/officeDocument/2006/math" xmlns:v="urn:schemas-microsoft-com:vml" xmlns:wp14="http://schemas.microsoft.com/office/word/2010/wordprocessingDrawing" xmlns:wp="http://schemas.openxmlformats.org/drawingml/2006/wordprocessingDrawing" xmlns:w10="urn:schemas-microsoft-com:office:word" xmlns:w="http://schemas.openxmlformats.org/wordprocessingml/2006/main" xmlns:w14="http://schemas.microsoft.com/office/word/2010/wordml" xmlns:w15="http://schemas.microsoft.com/office/word/2012/wordml" xmlns:w16cex="http://schemas.microsoft.com/office/word/2018/wordml/cex" xmlns:w16cid="http://schemas.microsoft.com/office/word/2016/wordml/cid" xmlns:w16="http://schemas.microsoft.com/office/word/2018/wordml" xmlns:w16du="http://schemas.microsoft.com/office/word/2023/wordml/word16du" xmlns:w16sdtdh="http://schemas.microsoft.com/office/word/2020/wordml/sdtdatahash" xmlns:w16sdtfl="http://schemas.microsoft.com/office/word/2024/wordml/sdtformatlock" xmlns:w16se="http://schemas.microsoft.com/office/word/2015/wordml/symex" xmlns:wpg="http://schemas.microsoft.com/office/word/2010/wordprocessingGroup" xmlns:wpi="http://schemas.microsoft.com/office/word/2010/wordprocessingInk" xmlns:wne="http://schemas.microsoft.com/office/word/2006/wordml" xmlns:wps="http://schemas.microsoft.com/office/word/2010/wordprocessingShape" mc:Ignorable="w14 w15 w16se w16cid w16 w16cex w16sdtdh w16sdtfl w16du wp14">
   <w:body>
     <w:p>
+      <w:pPr>
+        <w:rPr>
+          <w:b/>
+          <w:bCs/>
+          <w:color w:val="000000" w:themeColor="text1"/>
+          <w14:shadow w14:blurRad="38100" w14:dist="19050" w14:dir="2700000" w14:sx="100000" w14:sy="100000" w14:kx="0" w14:ky="0" w14:algn="tl">
+            <w14:schemeClr w14:val="dk1">
+              <w14:alpha w14:val="60000"/>
+            </w14:schemeClr>
+          </w14:shadow>
+          <w14:textOutline w14:w="0" w14:cap="flat" w14:cmpd="sng" w14:algn="ctr">
+            <w14:noFill/>
+            <w14:prstDash w14:val="solid"/>
+            <w14:round/>
+          </w14:textOutline>
+        </w:rPr>
+      </w:pPr>
       <w:r>
-        <w:t>11. How do you handle failure or mistakes?</w:t>
+        <w:rPr>
+          <w:b/>
+          <w:bCs/>
+          <w:color w:val="000000" w:themeColor="text1"/>
+          <w14:shadow w14:blurRad="38100" w14:dist="19050" w14:dir="2700000" w14:sx="100000" w14:sy="100000" w14:kx="0" w14:ky="0" w14:algn="tl">
+            <w14:schemeClr w14:val="dk1">
+              <w14:alpha w14:val="60000"/>
+            </w14:schemeClr>
+          </w14:shadow>
+          <w14:textOutline w14:w="0" w14:cap="flat" w14:cmpd="sng" w14:algn="ctr">
+            <w14:noFill/>
+            <w14:prstDash w14:val="solid"/>
+            <w14:round/>
+          </w14:textOutline>
+        </w:rPr>
+        <w:t>15. What are your salary expectations?</w:t>
       </w:r>
     </w:p>
     <w:p/>
     <w:p>
       <w:r>
-        <w:t>I consider mistakes a part of learning. If I make a mistake, I first try to understand what caused it and then work on correcting it.</w:t>
+        <w:t>As a fresher, my first priority is to get a good opportunity to learn, gain practical experience, and build my career.</w:t>
       </w:r>
     </w:p>
     <w:p>
       <w:r>
-        <w:t xml:space="preserve"> I also try to make sure that I do not repeat the same mistake.</w:t>
+        <w:t xml:space="preserve"> I am open to the company's standard salary package for this role. </w:t>
       </w:r>
     </w:p>
     <w:p>
       <w:r>
-        <w:t xml:space="preserve"> I believe accepting mistakes and learning from them is better than hiding them.</w:t>
+        <w:t>I believe the right opportunity and growth are more important for me at this stage.</w:t>
+      </w:r>
+    </w:p>
+    <w:p/>
+    <w:p>
+      <w:pPr>
+        <w:rPr>
+          <w:b/>
+          <w:bCs/>
+          <w:color w:val="000000" w:themeColor="text1"/>
+          <w14:shadow w14:blurRad="38100" w14:dist="19050" w14:dir="2700000" w14:sx="100000" w14:sy="100000" w14:kx="0" w14:ky="0" w14:algn="tl">
+            <w14:schemeClr w14:val="dk1">
+              <w14:alpha w14:val="60000"/>
+            </w14:schemeClr>
+          </w14:shadow>
+          <w14:textOutline w14:w="0" w14:cap="flat" w14:cmpd="sng" w14:algn="ctr">
+            <w14:noFill/>
+            <w14:prstDash w14:val="solid"/>
+            <w14:round/>
+          </w14:textOutline>
+        </w:rPr>
+      </w:pPr>
+      <w:r>
+        <w:rPr>
+          <w:b/>
+          <w:bCs/>
+          <w:color w:val="000000" w:themeColor="text1"/>
+          <w14:shadow w14:blurRad="38100" w14:dist="19050" w14:dir="2700000" w14:sx="100000" w14:sy="100000" w14:kx="0" w14:ky="0" w14:algn="tl">
+            <w14:schemeClr w14:val="dk1">
+              <w14:alpha w14:val="60000"/>
+            </w14:schemeClr>
+          </w14:shadow>
+          <w14:textOutline w14:w="0" w14:cap="flat" w14:cmpd="sng" w14:algn="ctr">
+            <w14:noFill/>
+            <w14:prstDash w14:val="solid"/>
+            <w14:round/>
+          </w14:textOutline>
+        </w:rPr>
+        <w:t>16. What makes you different from other candidates?</w:t>
       </w:r>
     </w:p>
     <w:p/>
     <w:p>
       <w:r>
-        <w:t>12. What motivates you?</w:t>
-      </w:r>
-    </w:p>
-    <w:p/>
-    <w:p>
-      <w:r>
-        <w:t>Learning something new and seeing improvement in myself motivates me.</w:t>
+        <w:t>I believe every candidate has different strengths. What I can bring is a sense of responsibility, a positive approach, and the ability to accept feedback.</w:t>
       </w:r>
     </w:p>
     <w:p>
       <w:r>
-        <w:t xml:space="preserve"> I also feel motivated when I complete a challenging task successfully. Appreciation from my team is encouraging,</w:t>
+        <w:t xml:space="preserve"> I don't hesitate to ask questions when I need clarity, and I try to understand the reason behind a task rather than simply completing it.</w:t>
       </w:r>
     </w:p>
     <w:p>
       <w:r>
-        <w:t xml:space="preserve"> but I also believe that personal satisfaction from doing good work is important. </w:t>
-      </w:r>
-    </w:p>
-    <w:p>
-      <w:r>
-        <w:t>My long-term motivation is to build a stable career and become independent.</w:t>
+        <w:t xml:space="preserve"> I believe these qualities can help me become a dependable team member.</w:t>
       </w:r>
     </w:p>
     <w:sectPr>
@@ -468,7 +527,7 @@
     <w:link w:val="Heading1Char"/>
     <w:uiPriority w:val="9"/>
     <w:qFormat/>
-    <w:rsid w:val="00FA7F3F"/>
+    <w:rsid w:val="003372BF"/>
     <w:pPr>
       <w:keepNext/>
       <w:keepLines/>
@@ -491,7 +550,7 @@
     <w:semiHidden/>
     <w:unhideWhenUsed/>
     <w:qFormat/>
-    <w:rsid w:val="00FA7F3F"/>
+    <w:rsid w:val="003372BF"/>
     <w:pPr>
       <w:keepNext/>
       <w:keepLines/>
@@ -514,7 +573,7 @@
     <w:semiHidden/>
     <w:unhideWhenUsed/>
     <w:qFormat/>
-    <w:rsid w:val="00FA7F3F"/>
+    <w:rsid w:val="003372BF"/>
     <w:pPr>
       <w:keepNext/>
       <w:keepLines/>
@@ -537,7 +596,7 @@
     <w:semiHidden/>
     <w:unhideWhenUsed/>
     <w:qFormat/>
-    <w:rsid w:val="00FA7F3F"/>
+    <w:rsid w:val="003372BF"/>
     <w:pPr>
       <w:keepNext/>
       <w:keepLines/>
@@ -560,7 +619,7 @@
     <w:semiHidden/>
     <w:unhideWhenUsed/>
     <w:qFormat/>
-    <w:rsid w:val="00FA7F3F"/>
+    <w:rsid w:val="003372BF"/>
     <w:pPr>
       <w:keepNext/>
       <w:keepLines/>
@@ -581,7 +640,7 @@
     <w:semiHidden/>
     <w:unhideWhenUsed/>
     <w:qFormat/>
-    <w:rsid w:val="00FA7F3F"/>
+    <w:rsid w:val="003372BF"/>
     <w:pPr>
       <w:keepNext/>
       <w:keepLines/>
@@ -604,7 +663,7 @@
     <w:semiHidden/>
     <w:unhideWhenUsed/>
     <w:qFormat/>
-    <w:rsid w:val="00FA7F3F"/>
+    <w:rsid w:val="003372BF"/>
     <w:pPr>
       <w:keepNext/>
       <w:keepLines/>
@@ -625,7 +684,7 @@
     <w:semiHidden/>
     <w:unhideWhenUsed/>
     <w:qFormat/>
-    <w:rsid w:val="00FA7F3F"/>
+    <w:rsid w:val="003372BF"/>
     <w:pPr>
       <w:keepNext/>
       <w:keepLines/>
@@ -648,7 +707,7 @@
     <w:semiHidden/>
     <w:unhideWhenUsed/>
     <w:qFormat/>
-    <w:rsid w:val="00FA7F3F"/>
+    <w:rsid w:val="003372BF"/>
     <w:pPr>
       <w:keepNext/>
       <w:keepLines/>
@@ -692,7 +751,7 @@
     <w:basedOn w:val="DefaultParagraphFont"/>
     <w:link w:val="Heading1"/>
     <w:uiPriority w:val="9"/>
-    <w:rsid w:val="00FA7F3F"/>
+    <w:rsid w:val="003372BF"/>
     <w:rPr>
       <w:rFonts w:asciiTheme="majorHAnsi" w:eastAsiaTheme="majorEastAsia" w:hAnsiTheme="majorHAnsi" w:cstheme="majorBidi"/>
       <w:color w:val="2F5496" w:themeColor="accent1" w:themeShade="BF"/>
@@ -706,7 +765,7 @@
     <w:link w:val="Heading2"/>
     <w:uiPriority w:val="9"/>
     <w:semiHidden/>
-    <w:rsid w:val="00FA7F3F"/>
+    <w:rsid w:val="003372BF"/>
     <w:rPr>
       <w:rFonts w:asciiTheme="majorHAnsi" w:eastAsiaTheme="majorEastAsia" w:hAnsiTheme="majorHAnsi" w:cstheme="majorBidi"/>
       <w:color w:val="2F5496" w:themeColor="accent1" w:themeShade="BF"/>
@@ -720,7 +779,7 @@
     <w:link w:val="Heading3"/>
     <w:uiPriority w:val="9"/>
     <w:semiHidden/>
-    <w:rsid w:val="00FA7F3F"/>
+    <w:rsid w:val="003372BF"/>
     <w:rPr>
       <w:rFonts w:eastAsiaTheme="majorEastAsia" w:cstheme="majorBidi"/>
       <w:color w:val="2F5496" w:themeColor="accent1" w:themeShade="BF"/>
@@ -734,7 +793,7 @@
     <w:link w:val="Heading4"/>
     <w:uiPriority w:val="9"/>
     <w:semiHidden/>
-    <w:rsid w:val="00FA7F3F"/>
+    <w:rsid w:val="003372BF"/>
     <w:rPr>
       <w:rFonts w:eastAsiaTheme="majorEastAsia" w:cstheme="majorBidi"/>
       <w:i/>
@@ -748,7 +807,7 @@
     <w:link w:val="Heading5"/>
     <w:uiPriority w:val="9"/>
     <w:semiHidden/>
-    <w:rsid w:val="00FA7F3F"/>
+    <w:rsid w:val="003372BF"/>
     <w:rPr>
       <w:rFonts w:eastAsiaTheme="majorEastAsia" w:cstheme="majorBidi"/>
       <w:color w:val="2F5496" w:themeColor="accent1" w:themeShade="BF"/>
@@ -760,7 +819,7 @@
     <w:link w:val="Heading6"/>
     <w:uiPriority w:val="9"/>
     <w:semiHidden/>
-    <w:rsid w:val="00FA7F3F"/>
+    <w:rsid w:val="003372BF"/>
     <w:rPr>
       <w:rFonts w:eastAsiaTheme="majorEastAsia" w:cstheme="majorBidi"/>
       <w:i/>
@@ -774,7 +833,7 @@
     <w:link w:val="Heading7"/>
     <w:uiPriority w:val="9"/>
     <w:semiHidden/>
-    <w:rsid w:val="00FA7F3F"/>
+    <w:rsid w:val="003372BF"/>
     <w:rPr>
       <w:rFonts w:eastAsiaTheme="majorEastAsia" w:cstheme="majorBidi"/>
       <w:color w:val="595959" w:themeColor="text1" w:themeTint="A6"/>
@@ -786,7 +845,7 @@
     <w:link w:val="Heading8"/>
     <w:uiPriority w:val="9"/>
     <w:semiHidden/>
-    <w:rsid w:val="00FA7F3F"/>
+    <w:rsid w:val="003372BF"/>
     <w:rPr>
       <w:rFonts w:eastAsiaTheme="majorEastAsia" w:cstheme="majorBidi"/>
       <w:i/>
@@ -800,7 +859,7 @@
     <w:link w:val="Heading9"/>
     <w:uiPriority w:val="9"/>
     <w:semiHidden/>
-    <w:rsid w:val="00FA7F3F"/>
+    <w:rsid w:val="003372BF"/>
     <w:rPr>
       <w:rFonts w:eastAsiaTheme="majorEastAsia" w:cstheme="majorBidi"/>
       <w:color w:val="272727" w:themeColor="text1" w:themeTint="D8"/>
@@ -813,7 +872,7 @@
     <w:link w:val="TitleChar"/>
     <w:uiPriority w:val="10"/>
     <w:qFormat/>
-    <w:rsid w:val="00FA7F3F"/>
+    <w:rsid w:val="003372BF"/>
     <w:pPr>
       <w:spacing w:after="80" w:line="240" w:lineRule="auto"/>
       <w:contextualSpacing/>
@@ -831,7 +890,7 @@
     <w:basedOn w:val="DefaultParagraphFont"/>
     <w:link w:val="Title"/>
     <w:uiPriority w:val="10"/>
-    <w:rsid w:val="00FA7F3F"/>
+    <w:rsid w:val="003372BF"/>
     <w:rPr>
       <w:rFonts w:asciiTheme="majorHAnsi" w:eastAsiaTheme="majorEastAsia" w:hAnsiTheme="majorHAnsi" w:cstheme="majorBidi"/>
       <w:spacing w:val="-10"/>
@@ -847,7 +906,7 @@
     <w:link w:val="SubtitleChar"/>
     <w:uiPriority w:val="11"/>
     <w:qFormat/>
-    <w:rsid w:val="00FA7F3F"/>
+    <w:rsid w:val="003372BF"/>
     <w:pPr>
       <w:numPr>
         <w:ilvl w:val="1"/>
@@ -866,7 +925,7 @@
     <w:basedOn w:val="DefaultParagraphFont"/>
     <w:link w:val="Subtitle"/>
     <w:uiPriority w:val="11"/>
-    <w:rsid w:val="00FA7F3F"/>
+    <w:rsid w:val="003372BF"/>
     <w:rPr>
       <w:rFonts w:eastAsiaTheme="majorEastAsia" w:cstheme="majorBidi"/>
       <w:color w:val="595959" w:themeColor="text1" w:themeTint="A6"/>
@@ -882,7 +941,7 @@
     <w:link w:val="QuoteChar"/>
     <w:uiPriority w:val="29"/>
     <w:qFormat/>
-    <w:rsid w:val="00FA7F3F"/>
+    <w:rsid w:val="003372BF"/>
     <w:pPr>
       <w:spacing w:before="160"/>
       <w:jc w:val="center"/>
@@ -898,7 +957,7 @@
     <w:basedOn w:val="DefaultParagraphFont"/>
     <w:link w:val="Quote"/>
     <w:uiPriority w:val="29"/>
-    <w:rsid w:val="00FA7F3F"/>
+    <w:rsid w:val="003372BF"/>
     <w:rPr>
       <w:i/>
       <w:iCs/>
@@ -910,7 +969,7 @@
     <w:basedOn w:val="Normal"/>
     <w:uiPriority w:val="34"/>
     <w:qFormat/>
-    <w:rsid w:val="00FA7F3F"/>
+    <w:rsid w:val="003372BF"/>
     <w:pPr>
       <w:ind w:left="720"/>
       <w:contextualSpacing/>
@@ -921,7 +980,7 @@
     <w:basedOn w:val="DefaultParagraphFont"/>
     <w:uiPriority w:val="21"/>
     <w:qFormat/>
-    <w:rsid w:val="00FA7F3F"/>
+    <w:rsid w:val="003372BF"/>
     <w:rPr>
       <w:i/>
       <w:iCs/>
@@ -935,7 +994,7 @@
     <w:link w:val="IntenseQuoteChar"/>
     <w:uiPriority w:val="30"/>
     <w:qFormat/>
-    <w:rsid w:val="00FA7F3F"/>
+    <w:rsid w:val="003372BF"/>
     <w:pPr>
       <w:pBdr>
         <w:top w:val="single" w:sz="4" w:space="10" w:color="2F5496" w:themeColor="accent1" w:themeShade="BF"/>
@@ -956,7 +1015,7 @@
     <w:basedOn w:val="DefaultParagraphFont"/>
     <w:link w:val="IntenseQuote"/>
     <w:uiPriority w:val="30"/>
-    <w:rsid w:val="00FA7F3F"/>
+    <w:rsid w:val="003372BF"/>
     <w:rPr>
       <w:i/>
       <w:iCs/>
@@ -968,7 +1027,7 @@
     <w:basedOn w:val="DefaultParagraphFont"/>
     <w:uiPriority w:val="32"/>
     <w:qFormat/>
-    <w:rsid w:val="00FA7F3F"/>
+    <w:rsid w:val="003372BF"/>
     <w:rPr>
       <w:b/>
       <w:bCs/>
